--- a/back/src/static/contratos/Contrato Prestación de Servicios .docx
+++ b/back/src/static/contratos/Contrato Prestación de Servicios .docx
@@ -866,7 +866,7 @@
                 </mc:Choice>
                 <mc:Fallback>
                   <w:pict>
-                    <v:group w14:anchorId="40689681" id="Group 3" o:spid="_x0000_s1026" style="position:absolute;margin-left:26.8pt;margin-top:-26.5pt;width:18.7pt;height:19.85pt;z-index:15728640;mso-wrap-distance-left:0;mso-wrap-distance-right:0" coordsize="237490,252095" o:gfxdata="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">
+                    <v:group w14:anchorId="64509873" id="Group 3" o:spid="_x0000_s1026" style="position:absolute;margin-left:26.8pt;margin-top:-26.5pt;width:18.7pt;height:19.85pt;z-index:15728640;mso-wrap-distance-left:0;mso-wrap-distance-right:0" coordsize="237490,252095" o:gfxdata="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">
                       <v:shapetype id="_x0000_t75" coordsize="21600,21600" o:spt="75" o:preferrelative="t" path="m@4@5l@4@11@9@11@9@5xe" filled="f" stroked="f">
                         <v:stroke joinstyle="miter"/>
                         <v:formulas>
@@ -47664,260 +47664,6 @@
         <w:rPr>
           <w:b/>
         </w:rPr>
-      </w:pPr>
-      <w:r>
-        <w:t>Con</w:t>
-      </w:r>
-      <w:r>
-        <w:rPr>
-          <w:spacing w:val="-10"/>
-        </w:rPr>
-        <w:t xml:space="preserve"> </w:t>
-      </w:r>
-      <w:r>
-        <w:t>su</w:t>
-      </w:r>
-      <w:r>
-        <w:rPr>
-          <w:spacing w:val="-12"/>
-        </w:rPr>
-        <w:t xml:space="preserve"> </w:t>
-      </w:r>
-      <w:r>
-        <w:t>firma,</w:t>
-      </w:r>
-      <w:r>
-        <w:rPr>
-          <w:spacing w:val="-10"/>
-        </w:rPr>
-        <w:t xml:space="preserve"> </w:t>
-      </w:r>
-      <w:r>
-        <w:t>las</w:t>
-      </w:r>
-      <w:r>
-        <w:rPr>
-          <w:spacing w:val="-10"/>
-        </w:rPr>
-        <w:t xml:space="preserve"> </w:t>
-      </w:r>
-      <w:r>
-        <w:t>Partes</w:t>
-      </w:r>
-      <w:r>
-        <w:rPr>
-          <w:spacing w:val="-11"/>
-        </w:rPr>
-        <w:t xml:space="preserve"> </w:t>
-      </w:r>
-      <w:r>
-        <w:t>certifican</w:t>
-      </w:r>
-      <w:r>
-        <w:rPr>
-          <w:spacing w:val="-10"/>
-        </w:rPr>
-        <w:t xml:space="preserve"> </w:t>
-      </w:r>
-      <w:r>
-        <w:t>que</w:t>
-      </w:r>
-      <w:r>
-        <w:rPr>
-          <w:spacing w:val="-10"/>
-        </w:rPr>
-        <w:t xml:space="preserve"> </w:t>
-      </w:r>
-      <w:r>
-        <w:t>han</w:t>
-      </w:r>
-      <w:r>
-        <w:rPr>
-          <w:spacing w:val="-10"/>
-        </w:rPr>
-        <w:t xml:space="preserve"> </w:t>
-      </w:r>
-      <w:r>
-        <w:t>leído</w:t>
-      </w:r>
-      <w:r>
-        <w:rPr>
-          <w:spacing w:val="-10"/>
-        </w:rPr>
-        <w:t xml:space="preserve"> </w:t>
-      </w:r>
-      <w:r>
-        <w:t>la</w:t>
-      </w:r>
-      <w:r>
-        <w:rPr>
-          <w:spacing w:val="-11"/>
-        </w:rPr>
-        <w:t xml:space="preserve"> </w:t>
-      </w:r>
-      <w:r>
-        <w:t>totalidad</w:t>
-      </w:r>
-      <w:r>
-        <w:rPr>
-          <w:spacing w:val="-10"/>
-        </w:rPr>
-        <w:t xml:space="preserve"> </w:t>
-      </w:r>
-      <w:r>
-        <w:t>del</w:t>
-      </w:r>
-      <w:r>
-        <w:rPr>
-          <w:spacing w:val="-10"/>
-        </w:rPr>
-        <w:t xml:space="preserve"> </w:t>
-      </w:r>
-      <w:r>
-        <w:t>contenido</w:t>
-      </w:r>
-      <w:r>
-        <w:rPr>
-          <w:spacing w:val="-10"/>
-        </w:rPr>
-        <w:t xml:space="preserve"> </w:t>
-      </w:r>
-      <w:r>
-        <w:t>de</w:t>
-      </w:r>
-      <w:r>
-        <w:rPr>
-          <w:spacing w:val="-10"/>
-        </w:rPr>
-        <w:t xml:space="preserve"> </w:t>
-      </w:r>
-      <w:r>
-        <w:t>este</w:t>
-      </w:r>
-      <w:r>
-        <w:rPr>
-          <w:spacing w:val="-10"/>
-        </w:rPr>
-        <w:t xml:space="preserve"> </w:t>
-      </w:r>
-      <w:r>
-        <w:t>Contrato,</w:t>
-      </w:r>
-      <w:r>
-        <w:rPr>
-          <w:spacing w:val="-10"/>
-        </w:rPr>
-        <w:t xml:space="preserve"> </w:t>
-      </w:r>
-      <w:r>
-        <w:t>con</w:t>
-      </w:r>
-      <w:r>
-        <w:rPr>
-          <w:spacing w:val="-10"/>
-        </w:rPr>
-        <w:t xml:space="preserve"> </w:t>
-      </w:r>
-      <w:r>
-        <w:t xml:space="preserve">la </w:t>
-      </w:r>
-      <w:r>
-        <w:rPr>
-          <w:spacing w:val="-6"/>
-        </w:rPr>
-        <w:t>antelación suficiente y que</w:t>
-      </w:r>
-      <w:r>
-        <w:rPr>
-          <w:spacing w:val="-7"/>
-        </w:rPr>
-        <w:t xml:space="preserve"> </w:t>
-      </w:r>
-      <w:r>
-        <w:rPr>
-          <w:spacing w:val="-6"/>
-        </w:rPr>
-        <w:t xml:space="preserve">en señal de aceptación lo firman de manera libre, consciente y voluntaria el </w:t>
-      </w:r>
-      <w:r>
-        <w:rPr>
-          <w:b/>
-        </w:rPr>
-        <w:t>23</w:t>
-      </w:r>
-      <w:r>
-        <w:rPr>
-          <w:b/>
-          <w:spacing w:val="-3"/>
-        </w:rPr>
-        <w:t xml:space="preserve"> </w:t>
-      </w:r>
-      <w:r>
-        <w:rPr>
-          <w:b/>
-        </w:rPr>
-        <w:t>del</w:t>
-      </w:r>
-      <w:r>
-        <w:rPr>
-          <w:b/>
-          <w:spacing w:val="-2"/>
-        </w:rPr>
-        <w:t xml:space="preserve"> </w:t>
-      </w:r>
-      <w:r>
-        <w:rPr>
-          <w:b/>
-        </w:rPr>
-        <w:t>mes</w:t>
-      </w:r>
-      <w:r>
-        <w:rPr>
-          <w:b/>
-          <w:spacing w:val="-2"/>
-        </w:rPr>
-        <w:t xml:space="preserve"> </w:t>
-      </w:r>
-      <w:r>
-        <w:rPr>
-          <w:b/>
-        </w:rPr>
-        <w:t>de</w:t>
-      </w:r>
-      <w:r>
-        <w:rPr>
-          <w:b/>
-          <w:spacing w:val="-2"/>
-        </w:rPr>
-        <w:t xml:space="preserve"> </w:t>
-      </w:r>
-      <w:r>
-        <w:rPr>
-          <w:b/>
-        </w:rPr>
-        <w:t>marzo</w:t>
-      </w:r>
-      <w:r>
-        <w:rPr>
-          <w:b/>
-          <w:spacing w:val="-2"/>
-        </w:rPr>
-        <w:t xml:space="preserve"> </w:t>
-      </w:r>
-      <w:r>
-        <w:rPr>
-          <w:b/>
-        </w:rPr>
-        <w:t>2026</w:t>
-      </w:r>
-    </w:p>
-    <w:p>
-      <w:pPr>
-        <w:pStyle w:val="Textoindependiente"/>
-        <w:spacing w:line="252" w:lineRule="auto"/>
-        <w:rPr>
-          <w:b/>
-        </w:rPr>
         <w:sectPr>
           <w:footerReference w:type="default" r:id="rId13"/>
           <w:pgSz w:w="12240" w:h="15840"/>
@@ -47926,6 +47672,228 @@
           <w:cols w:space="720"/>
         </w:sectPr>
       </w:pPr>
+      <w:r>
+        <w:t>Con</w:t>
+      </w:r>
+      <w:r>
+        <w:rPr>
+          <w:spacing w:val="-10"/>
+        </w:rPr>
+        <w:t xml:space="preserve"> </w:t>
+      </w:r>
+      <w:r>
+        <w:t>su</w:t>
+      </w:r>
+      <w:r>
+        <w:rPr>
+          <w:spacing w:val="-12"/>
+        </w:rPr>
+        <w:t xml:space="preserve"> </w:t>
+      </w:r>
+      <w:r>
+        <w:t>firma,</w:t>
+      </w:r>
+      <w:r>
+        <w:rPr>
+          <w:spacing w:val="-10"/>
+        </w:rPr>
+        <w:t xml:space="preserve"> </w:t>
+      </w:r>
+      <w:r>
+        <w:t>las</w:t>
+      </w:r>
+      <w:r>
+        <w:rPr>
+          <w:spacing w:val="-10"/>
+        </w:rPr>
+        <w:t xml:space="preserve"> </w:t>
+      </w:r>
+      <w:r>
+        <w:t>Partes</w:t>
+      </w:r>
+      <w:r>
+        <w:rPr>
+          <w:spacing w:val="-11"/>
+        </w:rPr>
+        <w:t xml:space="preserve"> </w:t>
+      </w:r>
+      <w:r>
+        <w:t>certifican</w:t>
+      </w:r>
+      <w:r>
+        <w:rPr>
+          <w:spacing w:val="-10"/>
+        </w:rPr>
+        <w:t xml:space="preserve"> </w:t>
+      </w:r>
+      <w:r>
+        <w:t>que</w:t>
+      </w:r>
+      <w:r>
+        <w:rPr>
+          <w:spacing w:val="-10"/>
+        </w:rPr>
+        <w:t xml:space="preserve"> </w:t>
+      </w:r>
+      <w:r>
+        <w:t>han</w:t>
+      </w:r>
+      <w:r>
+        <w:rPr>
+          <w:spacing w:val="-10"/>
+        </w:rPr>
+        <w:t xml:space="preserve"> </w:t>
+      </w:r>
+      <w:r>
+        <w:t>leído</w:t>
+      </w:r>
+      <w:r>
+        <w:rPr>
+          <w:spacing w:val="-10"/>
+        </w:rPr>
+        <w:t xml:space="preserve"> </w:t>
+      </w:r>
+      <w:r>
+        <w:t>la</w:t>
+      </w:r>
+      <w:r>
+        <w:rPr>
+          <w:spacing w:val="-11"/>
+        </w:rPr>
+        <w:t xml:space="preserve"> </w:t>
+      </w:r>
+      <w:r>
+        <w:t>totalidad</w:t>
+      </w:r>
+      <w:r>
+        <w:rPr>
+          <w:spacing w:val="-10"/>
+        </w:rPr>
+        <w:t xml:space="preserve"> </w:t>
+      </w:r>
+      <w:r>
+        <w:t>del</w:t>
+      </w:r>
+      <w:r>
+        <w:rPr>
+          <w:spacing w:val="-10"/>
+        </w:rPr>
+        <w:t xml:space="preserve"> </w:t>
+      </w:r>
+      <w:r>
+        <w:t>contenido</w:t>
+      </w:r>
+      <w:r>
+        <w:rPr>
+          <w:spacing w:val="-10"/>
+        </w:rPr>
+        <w:t xml:space="preserve"> </w:t>
+      </w:r>
+      <w:r>
+        <w:t>de</w:t>
+      </w:r>
+      <w:r>
+        <w:rPr>
+          <w:spacing w:val="-10"/>
+        </w:rPr>
+        <w:t xml:space="preserve"> </w:t>
+      </w:r>
+      <w:r>
+        <w:t>este</w:t>
+      </w:r>
+      <w:r>
+        <w:rPr>
+          <w:spacing w:val="-10"/>
+        </w:rPr>
+        <w:t xml:space="preserve"> </w:t>
+      </w:r>
+      <w:r>
+        <w:t>Contrato,</w:t>
+      </w:r>
+      <w:r>
+        <w:rPr>
+          <w:spacing w:val="-10"/>
+        </w:rPr>
+        <w:t xml:space="preserve"> </w:t>
+      </w:r>
+      <w:r>
+        <w:t>con</w:t>
+      </w:r>
+      <w:r>
+        <w:rPr>
+          <w:spacing w:val="-10"/>
+        </w:rPr>
+        <w:t xml:space="preserve"> </w:t>
+      </w:r>
+      <w:r>
+        <w:t xml:space="preserve">la </w:t>
+      </w:r>
+      <w:r>
+        <w:rPr>
+          <w:spacing w:val="-6"/>
+        </w:rPr>
+        <w:t>antelación suficiente y que</w:t>
+      </w:r>
+      <w:r>
+        <w:rPr>
+          <w:spacing w:val="-7"/>
+        </w:rPr>
+        <w:t xml:space="preserve"> </w:t>
+      </w:r>
+      <w:r>
+        <w:rPr>
+          <w:spacing w:val="-6"/>
+        </w:rPr>
+        <w:t xml:space="preserve">en señal de aceptación </w:t>
+      </w:r>
+      <w:r>
+        <w:rPr>
+          <w:spacing w:val="-6"/>
+        </w:rPr>
+        <w:t>lo firman de manera libre, consciente y voluntaria el {{</w:t>
+      </w:r>
+      <w:proofErr w:type="spellStart"/>
+      <w:r>
+        <w:rPr>
+          <w:spacing w:val="-6"/>
+        </w:rPr>
+        <w:t>FechaInicioDia</w:t>
+      </w:r>
+      <w:proofErr w:type="spellEnd"/>
+      <w:r>
+        <w:rPr>
+          <w:spacing w:val="-6"/>
+        </w:rPr>
+        <w:t>}} del mes de {{</w:t>
+      </w:r>
+      <w:proofErr w:type="spellStart"/>
+      <w:r>
+        <w:rPr>
+          <w:spacing w:val="-6"/>
+        </w:rPr>
+        <w:t>FechaInicioMesTexto</w:t>
+      </w:r>
+      <w:proofErr w:type="spellEnd"/>
+      <w:r>
+        <w:rPr>
+          <w:spacing w:val="-6"/>
+        </w:rPr>
+        <w:t>}} {{</w:t>
+      </w:r>
+      <w:proofErr w:type="spellStart"/>
+      <w:r>
+        <w:rPr>
+          <w:spacing w:val="-6"/>
+        </w:rPr>
+        <w:t>FechaInicioAnio</w:t>
+      </w:r>
+      <w:proofErr w:type="spellEnd"/>
+      <w:r>
+        <w:rPr>
+          <w:spacing w:val="-6"/>
+        </w:rPr>
+        <w:t>}}</w:t>
+      </w:r>
     </w:p>
     <w:p>
       <w:pPr>
@@ -50403,6 +50371,7 @@
   <w:style w:type="character" w:default="1" w:styleId="Fuentedeprrafopredeter">
     <w:name w:val="Default Paragraph Font"/>
     <w:uiPriority w:val="1"/>
+    <w:semiHidden/>
     <w:unhideWhenUsed/>
   </w:style>
   <w:style w:type="table" w:default="1" w:styleId="Tablanormal">
